--- a/public/agendas/ems-meeting-3-agenda.docx
+++ b/public/agendas/ems-meeting-3-agenda.docx
@@ -499,7 +499,7 @@
                 <w:sz w:val="22"/>
                 <w:szCs w:val="22"/>
               </w:rPr>
-              <w:t xml:space="preserve">Set the tone. Review your norms and agree up front: this is honest reflection, not evaluation, and nobody is being graded.</w:t>
+              <w:t xml:space="preserve">Review norms and roles. Confirm who holds each role today and re-read your team norms together, then agree up front: this is honest reflection, not evaluation, and nobody is being graded.</w:t>
             </w:r>
           </w:p>
         </w:tc>
